--- a/dev/checklists/kg_admission/本校幼稚園收生政策_學校版_DRAFT.docx
+++ b/dev/checklists/kg_admission/本校幼稚園收生政策_學校版_DRAFT.docx
@@ -179,7 +179,7 @@
           <w:sz w:val="28"/>
           <w:szCs w:val="28"/>
         </w:rPr>
-        <w:t xml:space="preserve">undefined. undefined</w:t>
+        <w:t xml:space="preserve">1. K1入學申請</w:t>
       </w:r>
     </w:p>
     <w:p>
@@ -195,7 +195,7 @@
           <w:sz w:val="22"/>
           <w:szCs w:val="22"/>
         </w:rPr>
-        <w:t xml:space="preserve">undefined.1　</w:t>
+        <w:t xml:space="preserve">1.1　</w:t>
       </w:r>
       <w:r>
         <w:rPr>
@@ -281,7 +281,7 @@
           <w:sz w:val="22"/>
           <w:szCs w:val="22"/>
         </w:rPr>
-        <w:t xml:space="preserve">undefined.2　</w:t>
+        <w:t xml:space="preserve">1.2　</w:t>
       </w:r>
       <w:r>
         <w:rPr>
@@ -333,7 +333,7 @@
           <w:sz w:val="22"/>
           <w:szCs w:val="22"/>
         </w:rPr>
-        <w:t xml:space="preserve">undefined.3　</w:t>
+        <w:t xml:space="preserve">1.3　</w:t>
       </w:r>
       <w:r>
         <w:rPr>
@@ -384,7 +384,7 @@
           <w:sz w:val="22"/>
           <w:szCs w:val="22"/>
         </w:rPr>
-        <w:t xml:space="preserve">undefined.4　</w:t>
+        <w:t xml:space="preserve">1.4　</w:t>
       </w:r>
       <w:r>
         <w:rPr>
@@ -600,7 +600,7 @@
         </w:rPr>
         <w:t xml:space="preserve">1, 3, 5　</w:t>
       </w:r>
-      <w:hyperlink w:history="1" r:id="rIdobdavo_dxynafqgh-g-b1">
+      <w:hyperlink w:history="1" r:id="rIdtx-p0z2gp08ezvx0e5g6b">
         <w:r>
           <w:rPr>
             <w:rStyle w:val="Hyperlink"/>
@@ -626,7 +626,7 @@
         </w:rPr>
         <w:t xml:space="preserve">2　</w:t>
       </w:r>
-      <w:hyperlink w:history="1" r:id="rIdzgvfuvq6_57wkoiyzlmpn">
+      <w:hyperlink w:history="1" r:id="rIdfabbmdx4awzhqwc3cusdn">
         <w:r>
           <w:rPr>
             <w:rStyle w:val="Hyperlink"/>
@@ -652,7 +652,7 @@
         </w:rPr>
         <w:t xml:space="preserve">4　</w:t>
       </w:r>
-      <w:hyperlink w:history="1" r:id="rIdofyetph9mzu0xix-zjw4a">
+      <w:hyperlink w:history="1" r:id="rId_qjrwnbh5ra-qbuwmn12v">
         <w:r>
           <w:rPr>
             <w:rStyle w:val="Hyperlink"/>
@@ -678,7 +678,7 @@
         </w:rPr>
         <w:t xml:space="preserve">6　</w:t>
       </w:r>
-      <w:hyperlink w:history="1" r:id="rIdyplmgbyuv9r7jdcvc0ajw">
+      <w:hyperlink w:history="1" r:id="rIdz-eidcmbyk-ngvy1kgjc9">
         <w:r>
           <w:rPr>
             <w:rStyle w:val="Hyperlink"/>
@@ -704,7 +704,7 @@
           <w:sz w:val="28"/>
           <w:szCs w:val="28"/>
         </w:rPr>
-        <w:t xml:space="preserve">undefined. undefined</w:t>
+        <w:t xml:space="preserve">2. 註冊手續規定</w:t>
       </w:r>
     </w:p>
     <w:p>
@@ -720,7 +720,7 @@
           <w:sz w:val="22"/>
           <w:szCs w:val="22"/>
         </w:rPr>
-        <w:t xml:space="preserve">undefined.1　</w:t>
+        <w:t xml:space="preserve">2.1　</w:t>
       </w:r>
       <w:r>
         <w:rPr>
@@ -754,7 +754,7 @@
           <w:sz w:val="22"/>
           <w:szCs w:val="22"/>
         </w:rPr>
-        <w:t xml:space="preserve">undefined.2　</w:t>
+        <w:t xml:space="preserve">2.2　</w:t>
       </w:r>
       <w:r>
         <w:rPr>
@@ -788,7 +788,7 @@
           <w:sz w:val="22"/>
           <w:szCs w:val="22"/>
         </w:rPr>
-        <w:t xml:space="preserve">undefined.3　</w:t>
+        <w:t xml:space="preserve">2.3　</w:t>
       </w:r>
       <w:r>
         <w:rPr>
@@ -839,7 +839,7 @@
           <w:sz w:val="22"/>
           <w:szCs w:val="22"/>
         </w:rPr>
-        <w:t xml:space="preserve">undefined.4　</w:t>
+        <w:t xml:space="preserve">2.4　</w:t>
       </w:r>
       <w:r>
         <w:rPr>
@@ -907,7 +907,7 @@
         </w:rPr>
         <w:t xml:space="preserve">1, 2, 3　</w:t>
       </w:r>
-      <w:hyperlink w:history="1" r:id="rIdzvxtzkkck2pgopegqfmve">
+      <w:hyperlink w:history="1" r:id="rIddq8jjhkk79iobp7vkwhn0">
         <w:r>
           <w:rPr>
             <w:rStyle w:val="Hyperlink"/>
@@ -933,7 +933,7 @@
         </w:rPr>
         <w:t xml:space="preserve">4　</w:t>
       </w:r>
-      <w:hyperlink w:history="1" r:id="rIdlcyig4rgjyxy5erz5etue">
+      <w:hyperlink w:history="1" r:id="rIdg15szuyuujmm8ff041ot3">
         <w:r>
           <w:rPr>
             <w:rStyle w:val="Hyperlink"/>
@@ -959,7 +959,7 @@
           <w:sz w:val="28"/>
           <w:szCs w:val="28"/>
         </w:rPr>
-        <w:t xml:space="preserve">undefined. undefined</w:t>
+        <w:t xml:space="preserve">3. 面見安排與規定</w:t>
       </w:r>
     </w:p>
     <w:p>
@@ -975,7 +975,7 @@
           <w:sz w:val="22"/>
           <w:szCs w:val="22"/>
         </w:rPr>
-        <w:t xml:space="preserve">undefined.1　</w:t>
+        <w:t xml:space="preserve">3.1　</w:t>
       </w:r>
       <w:r>
         <w:rPr>
@@ -1009,7 +1009,7 @@
           <w:sz w:val="22"/>
           <w:szCs w:val="22"/>
         </w:rPr>
-        <w:t xml:space="preserve">undefined.2　</w:t>
+        <w:t xml:space="preserve">3.2　</w:t>
       </w:r>
       <w:r>
         <w:rPr>
@@ -1265,7 +1265,7 @@
           <w:sz w:val="22"/>
           <w:szCs w:val="22"/>
         </w:rPr>
-        <w:t xml:space="preserve">undefined.3　</w:t>
+        <w:t xml:space="preserve">3.3　</w:t>
       </w:r>
       <w:r>
         <w:rPr>
@@ -1537,7 +1537,7 @@
         </w:rPr>
         <w:t xml:space="preserve">1, 2　</w:t>
       </w:r>
-      <w:hyperlink w:history="1" r:id="rId-reoplz6572pvuzsvsvym">
+      <w:hyperlink w:history="1" r:id="rIdsyc4tllt_fzrtpwuwee-i">
         <w:r>
           <w:rPr>
             <w:rStyle w:val="Hyperlink"/>
@@ -1563,7 +1563,7 @@
         </w:rPr>
         <w:t xml:space="preserve">3　</w:t>
       </w:r>
-      <w:hyperlink w:history="1" r:id="rIdyenxgwj1xcauqruvzhvkb">
+      <w:hyperlink w:history="1" r:id="rIdh4fsu3lsobrttjce_m34g">
         <w:r>
           <w:rPr>
             <w:rStyle w:val="Hyperlink"/>
@@ -1589,7 +1589,7 @@
         </w:rPr>
         <w:t xml:space="preserve">4　</w:t>
       </w:r>
-      <w:hyperlink w:history="1" r:id="rIdi6m1-fmzhtgkg8bkdhdxt">
+      <w:hyperlink w:history="1" r:id="rIdkafgfo0klswgvezax6byo">
         <w:r>
           <w:rPr>
             <w:rStyle w:val="Hyperlink"/>
@@ -1615,7 +1615,7 @@
           <w:sz w:val="28"/>
           <w:szCs w:val="28"/>
         </w:rPr>
-        <w:t xml:space="preserve">undefined. undefined</w:t>
+        <w:t xml:space="preserve">4. 用品及服務收費管理</w:t>
       </w:r>
     </w:p>
     <w:p>
@@ -1631,7 +1631,7 @@
           <w:sz w:val="22"/>
           <w:szCs w:val="22"/>
         </w:rPr>
-        <w:t xml:space="preserve">undefined.1　</w:t>
+        <w:t xml:space="preserve">4.1　</w:t>
       </w:r>
       <w:r>
         <w:rPr>
@@ -1665,7 +1665,7 @@
           <w:sz w:val="22"/>
           <w:szCs w:val="22"/>
         </w:rPr>
-        <w:t xml:space="preserve">undefined.2　</w:t>
+        <w:t xml:space="preserve">4.2　</w:t>
       </w:r>
       <w:r>
         <w:rPr>
@@ -1716,7 +1716,7 @@
           <w:sz w:val="22"/>
           <w:szCs w:val="22"/>
         </w:rPr>
-        <w:t xml:space="preserve">undefined.3　</w:t>
+        <w:t xml:space="preserve">4.3　</w:t>
       </w:r>
       <w:r>
         <w:rPr>
@@ -1767,7 +1767,7 @@
           <w:sz w:val="22"/>
           <w:szCs w:val="22"/>
         </w:rPr>
-        <w:t xml:space="preserve">undefined.4　</w:t>
+        <w:t xml:space="preserve">4.4　</w:t>
       </w:r>
       <w:r>
         <w:rPr>
@@ -1818,7 +1818,7 @@
           <w:sz w:val="22"/>
           <w:szCs w:val="22"/>
         </w:rPr>
-        <w:t xml:space="preserve">undefined.5　</w:t>
+        <w:t xml:space="preserve">4.5　</w:t>
       </w:r>
       <w:r>
         <w:rPr>
@@ -2129,7 +2129,7 @@
         </w:rPr>
         <w:t xml:space="preserve">1, 2　</w:t>
       </w:r>
-      <w:hyperlink w:history="1" r:id="rId28ne8jkgilryer8zy3atq">
+      <w:hyperlink w:history="1" r:id="rIddm4yjn4k6pxx-fywmd5xv">
         <w:r>
           <w:rPr>
             <w:rStyle w:val="Hyperlink"/>
@@ -2155,7 +2155,7 @@
         </w:rPr>
         <w:t xml:space="preserve">3, 4　</w:t>
       </w:r>
-      <w:hyperlink w:history="1" r:id="rIdzrkgh6osx4p58l-onmnyf">
+      <w:hyperlink w:history="1" r:id="rIdq1jsbg1lppa9hdzmealha">
         <w:r>
           <w:rPr>
             <w:rStyle w:val="Hyperlink"/>
@@ -2181,7 +2181,7 @@
         </w:rPr>
         <w:t xml:space="preserve">5　</w:t>
       </w:r>
-      <w:hyperlink w:history="1" r:id="rIdkztclvnatkszojsto8wey">
+      <w:hyperlink w:history="1" r:id="rId0o_dmsjezwrr31csljfk6">
         <w:r>
           <w:rPr>
             <w:rStyle w:val="Hyperlink"/>
@@ -2207,7 +2207,7 @@
           <w:sz w:val="28"/>
           <w:szCs w:val="28"/>
         </w:rPr>
-        <w:t xml:space="preserve">undefined. undefined</w:t>
+        <w:t xml:space="preserve">5. 行政規定</w:t>
       </w:r>
     </w:p>
     <w:p>
@@ -2223,7 +2223,7 @@
           <w:sz w:val="22"/>
           <w:szCs w:val="22"/>
         </w:rPr>
-        <w:t xml:space="preserve">undefined.1　</w:t>
+        <w:t xml:space="preserve">5.1　</w:t>
       </w:r>
       <w:r>
         <w:rPr>
@@ -2517,7 +2517,7 @@
           <w:sz w:val="22"/>
           <w:szCs w:val="22"/>
         </w:rPr>
-        <w:t xml:space="preserve">undefined.2　</w:t>
+        <w:t xml:space="preserve">5.2　</w:t>
       </w:r>
       <w:r>
         <w:rPr>
@@ -2551,7 +2551,7 @@
           <w:sz w:val="22"/>
           <w:szCs w:val="22"/>
         </w:rPr>
-        <w:t xml:space="preserve">undefined.3　</w:t>
+        <w:t xml:space="preserve">5.3　</w:t>
       </w:r>
       <w:r>
         <w:rPr>
@@ -2585,7 +2585,7 @@
           <w:sz w:val="22"/>
           <w:szCs w:val="22"/>
         </w:rPr>
-        <w:t xml:space="preserve">undefined.4　</w:t>
+        <w:t xml:space="preserve">5.4　</w:t>
       </w:r>
       <w:r>
         <w:rPr>
@@ -2896,7 +2896,7 @@
         </w:rPr>
         <w:t xml:space="preserve">1　</w:t>
       </w:r>
-      <w:hyperlink w:history="1" r:id="rIdg0gfyqt1umgrcdwhv-xa3">
+      <w:hyperlink w:history="1" r:id="rIdxolraetcvukiocbq2jzlk">
         <w:r>
           <w:rPr>
             <w:rStyle w:val="Hyperlink"/>
@@ -2922,7 +2922,7 @@
         </w:rPr>
         <w:t xml:space="preserve">2　</w:t>
       </w:r>
-      <w:hyperlink w:history="1" r:id="rId69j35q_pc-fuwqpkzony2">
+      <w:hyperlink w:history="1" r:id="rIdeskzf_tsm56dsq-rfxa0z">
         <w:r>
           <w:rPr>
             <w:rStyle w:val="Hyperlink"/>
@@ -2948,7 +2948,7 @@
         </w:rPr>
         <w:t xml:space="preserve">3, 4　</w:t>
       </w:r>
-      <w:hyperlink w:history="1" r:id="rIdx9ffveb5mkfy6zbtioaqc">
+      <w:hyperlink w:history="1" r:id="rId_zbw1pkqocavdnfzvi-0k">
         <w:r>
           <w:rPr>
             <w:rStyle w:val="Hyperlink"/>
@@ -2974,7 +2974,7 @@
           <w:sz w:val="28"/>
           <w:szCs w:val="28"/>
         </w:rPr>
-        <w:t xml:space="preserve">undefined. undefined</w:t>
+        <w:t xml:space="preserve">6. 取錄通知及學位確認</w:t>
       </w:r>
     </w:p>
     <w:p>
@@ -2990,7 +2990,7 @@
           <w:sz w:val="22"/>
           <w:szCs w:val="22"/>
         </w:rPr>
-        <w:t xml:space="preserve">undefined.1　</w:t>
+        <w:t xml:space="preserve">6.1　</w:t>
       </w:r>
       <w:r>
         <w:rPr>
@@ -3263,7 +3263,7 @@
           <w:sz w:val="22"/>
           <w:szCs w:val="22"/>
         </w:rPr>
-        <w:t xml:space="preserve">undefined.2　</w:t>
+        <w:t xml:space="preserve">6.2　</w:t>
       </w:r>
       <w:r>
         <w:rPr>
@@ -3331,7 +3331,7 @@
         </w:rPr>
         <w:t xml:space="preserve">1　</w:t>
       </w:r>
-      <w:hyperlink w:history="1" r:id="rIdthfdkvpr3ryspbcra4zqu">
+      <w:hyperlink w:history="1" r:id="rIdoipnluypv7ec8hjumwvjz">
         <w:r>
           <w:rPr>
             <w:rStyle w:val="Hyperlink"/>
@@ -3357,7 +3357,7 @@
         </w:rPr>
         <w:t xml:space="preserve">2　</w:t>
       </w:r>
-      <w:hyperlink w:history="1" r:id="rIdhzwd47ymwvfzijlyqnq3d">
+      <w:hyperlink w:history="1" r:id="rIdiokj_vsqnfiq3cgagmftf">
         <w:r>
           <w:rPr>
             <w:rStyle w:val="Hyperlink"/>
@@ -3383,7 +3383,7 @@
         </w:rPr>
         <w:t xml:space="preserve">3　</w:t>
       </w:r>
-      <w:hyperlink w:history="1" r:id="rIdcmzmyrbx0h5bnnmzicwuz">
+      <w:hyperlink w:history="1" r:id="rIdhrgejfjngk90y3nwxglj_">
         <w:r>
           <w:rPr>
             <w:rStyle w:val="Hyperlink"/>
@@ -3409,7 +3409,7 @@
           <w:sz w:val="28"/>
           <w:szCs w:val="28"/>
         </w:rPr>
-        <w:t xml:space="preserve">undefined. undefined</w:t>
+        <w:t xml:space="preserve">7. 延長學習與重讀安排</w:t>
       </w:r>
     </w:p>
     <w:p>
@@ -3425,7 +3425,7 @@
           <w:sz w:val="22"/>
           <w:szCs w:val="22"/>
         </w:rPr>
-        <w:t xml:space="preserve">undefined.1　</w:t>
+        <w:t xml:space="preserve">7.1　</w:t>
       </w:r>
       <w:r>
         <w:rPr>
@@ -3477,7 +3477,7 @@
           <w:sz w:val="22"/>
           <w:szCs w:val="22"/>
         </w:rPr>
-        <w:t xml:space="preserve">undefined.2　</w:t>
+        <w:t xml:space="preserve">7.2　</w:t>
       </w:r>
       <w:r>
         <w:rPr>
@@ -3900,7 +3900,7 @@
         </w:rPr>
         <w:t xml:space="preserve">1　</w:t>
       </w:r>
-      <w:hyperlink w:history="1" r:id="rIdy97gtlloe0-nywngunsxc">
+      <w:hyperlink w:history="1" r:id="rIdra8laqoflylw7j0nh1flv">
         <w:r>
           <w:rPr>
             <w:rStyle w:val="Hyperlink"/>
@@ -3926,7 +3926,7 @@
         </w:rPr>
         <w:t xml:space="preserve">2, 3　</w:t>
       </w:r>
-      <w:hyperlink w:history="1" r:id="rId-zbdntm75vdu_1zvnmhcw">
+      <w:hyperlink w:history="1" r:id="rId_dhr50rjpnww3e6nlxhkx">
         <w:r>
           <w:rPr>
             <w:rStyle w:val="Hyperlink"/>
@@ -3952,7 +3952,7 @@
           <w:sz w:val="28"/>
           <w:szCs w:val="28"/>
         </w:rPr>
-        <w:t xml:space="preserve">undefined. undefined</w:t>
+        <w:t xml:space="preserve">8. 收生程序與安排</w:t>
       </w:r>
     </w:p>
     <w:p>
@@ -3968,7 +3968,7 @@
           <w:sz w:val="22"/>
           <w:szCs w:val="22"/>
         </w:rPr>
-        <w:t xml:space="preserve">undefined.1　</w:t>
+        <w:t xml:space="preserve">8.1　</w:t>
       </w:r>
       <w:r>
         <w:rPr>
@@ -4392,7 +4392,7 @@
           <w:sz w:val="22"/>
           <w:szCs w:val="22"/>
         </w:rPr>
-        <w:t xml:space="preserve">undefined.2　</w:t>
+        <w:t xml:space="preserve">8.2　</w:t>
       </w:r>
       <w:r>
         <w:rPr>
@@ -4443,7 +4443,7 @@
         </w:rPr>
         <w:t xml:space="preserve">1, 3　</w:t>
       </w:r>
-      <w:hyperlink w:history="1" r:id="rIdufix1m_1euteyvekdn9w2">
+      <w:hyperlink w:history="1" r:id="rIdmte0wtefwfen8s3kag4ji">
         <w:r>
           <w:rPr>
             <w:rStyle w:val="Hyperlink"/>
@@ -4469,7 +4469,7 @@
         </w:rPr>
         <w:t xml:space="preserve">2　</w:t>
       </w:r>
-      <w:hyperlink w:history="1" r:id="rIdgq6eyb_ffl2maiuliwrs7">
+      <w:hyperlink w:history="1" r:id="rIdbddl-9ezxyrtmqhejjuis">
         <w:r>
           <w:rPr>
             <w:rStyle w:val="Hyperlink"/>
@@ -4495,7 +4495,7 @@
           <w:sz w:val="28"/>
           <w:szCs w:val="28"/>
         </w:rPr>
-        <w:t xml:space="preserve">undefined. undefined</w:t>
+        <w:t xml:space="preserve">9. 學費與收費規定</w:t>
       </w:r>
     </w:p>
     <w:p>
@@ -4511,7 +4511,7 @@
           <w:sz w:val="22"/>
           <w:szCs w:val="22"/>
         </w:rPr>
-        <w:t xml:space="preserve">undefined.1　</w:t>
+        <w:t xml:space="preserve">9.1　</w:t>
       </w:r>
       <w:r>
         <w:rPr>
@@ -4545,7 +4545,7 @@
           <w:sz w:val="22"/>
           <w:szCs w:val="22"/>
         </w:rPr>
-        <w:t xml:space="preserve">undefined.2　</w:t>
+        <w:t xml:space="preserve">9.2　</w:t>
       </w:r>
       <w:r>
         <w:rPr>
@@ -5119,7 +5119,7 @@
           <w:sz w:val="22"/>
           <w:szCs w:val="22"/>
         </w:rPr>
-        <w:t xml:space="preserve">undefined.3　</w:t>
+        <w:t xml:space="preserve">9.3　</w:t>
       </w:r>
       <w:r>
         <w:rPr>
@@ -5187,7 +5187,7 @@
         </w:rPr>
         <w:t xml:space="preserve">1　</w:t>
       </w:r>
-      <w:hyperlink w:history="1" r:id="rIdkfm8ofb5rhp7jskcvnvg1">
+      <w:hyperlink w:history="1" r:id="rIdzybs3oosup-a4_rnkdsmt">
         <w:r>
           <w:rPr>
             <w:rStyle w:val="Hyperlink"/>
@@ -5213,7 +5213,7 @@
         </w:rPr>
         <w:t xml:space="preserve">2　</w:t>
       </w:r>
-      <w:hyperlink w:history="1" r:id="rIdycqcjbdbfl_tmcn_uktrz">
+      <w:hyperlink w:history="1" r:id="rIduebmahea1gsjrajzd6k0k">
         <w:r>
           <w:rPr>
             <w:rStyle w:val="Hyperlink"/>
@@ -5239,7 +5239,7 @@
         </w:rPr>
         <w:t xml:space="preserve">3　</w:t>
       </w:r>
-      <w:hyperlink w:history="1" r:id="rIdfyivrfnsffvuchfm0x1e2">
+      <w:hyperlink w:history="1" r:id="rId1hp6djujn_vhuboah2lmu">
         <w:r>
           <w:rPr>
             <w:rStyle w:val="Hyperlink"/>
@@ -5265,7 +5265,7 @@
           <w:sz w:val="28"/>
           <w:szCs w:val="28"/>
         </w:rPr>
-        <w:t xml:space="preserve">undefined. undefined</w:t>
+        <w:t xml:space="preserve">10. 平等機會與非歧視</w:t>
       </w:r>
     </w:p>
     <w:p>
@@ -5281,7 +5281,7 @@
           <w:sz w:val="22"/>
           <w:szCs w:val="22"/>
         </w:rPr>
-        <w:t xml:space="preserve">undefined.1　</w:t>
+        <w:t xml:space="preserve">10.1　</w:t>
       </w:r>
       <w:r>
         <w:rPr>
@@ -5383,7 +5383,7 @@
         </w:rPr>
         <w:t xml:space="preserve">1　</w:t>
       </w:r>
-      <w:hyperlink w:history="1" r:id="rId-ppgp0inesj09qpjw6ndt">
+      <w:hyperlink w:history="1" r:id="rId7ecj_swroemkmdouvwz6n">
         <w:r>
           <w:rPr>
             <w:rStyle w:val="Hyperlink"/>
@@ -5409,7 +5409,7 @@
           <w:sz w:val="28"/>
           <w:szCs w:val="28"/>
         </w:rPr>
-        <w:t xml:space="preserve">undefined. undefined</w:t>
+        <w:t xml:space="preserve">11. 採購及財務監管</w:t>
       </w:r>
     </w:p>
     <w:p>
@@ -5425,7 +5425,7 @@
           <w:sz w:val="22"/>
           <w:szCs w:val="22"/>
         </w:rPr>
-        <w:t xml:space="preserve">undefined.1　</w:t>
+        <w:t xml:space="preserve">11.1　</w:t>
       </w:r>
       <w:r>
         <w:rPr>
@@ -5831,7 +5831,7 @@
           <w:sz w:val="22"/>
           <w:szCs w:val="22"/>
         </w:rPr>
-        <w:t xml:space="preserve">undefined.2　</w:t>
+        <w:t xml:space="preserve">11.2　</w:t>
       </w:r>
       <w:r>
         <w:rPr>
@@ -5899,7 +5899,7 @@
         </w:rPr>
         <w:t xml:space="preserve">1, 2　</w:t>
       </w:r>
-      <w:hyperlink w:history="1" r:id="rIdposkbc9pugyz5j_orbent">
+      <w:hyperlink w:history="1" r:id="rIdjbvzslsipcomx1ychs6me">
         <w:r>
           <w:rPr>
             <w:rStyle w:val="Hyperlink"/>
